--- a/public/gallery/examples/ux-designer/nl/resume.docx
+++ b/public/gallery/examples/ux-designer/nl/resume.docx
@@ -66,7 +66,7 @@
         </w:rPr>
         <w:t xml:space="preserve">📧 </w:t>
       </w:r>
-      <w:hyperlink w:history="1" r:id="rIde4jgzngugg37nzqubfy-u">
+      <w:hyperlink w:history="1" r:id="rIdnthvv9w7eyoyymzjoiohv">
         <w:r>
           <w:rPr>
             <w:sz w:val="18"/>
@@ -89,7 +89,7 @@
         </w:rPr>
         <w:t xml:space="preserve">🔗 </w:t>
       </w:r>
-      <w:hyperlink w:history="1" r:id="rIdlycya8jmmwh48elajfxpy">
+      <w:hyperlink w:history="1" r:id="rIdkc2r7spob5yxg3x1rshx3">
         <w:r>
           <w:rPr>
             <w:sz w:val="18"/>
@@ -124,7 +124,7 @@
         <w:spacing w:after="200" w:line="276"/>
         <w:jc w:val="center"/>
       </w:pPr>
-      <w:hyperlink w:history="1" r:id="rId6oyrsxgmaaxj9qktbqqyz">
+      <w:hyperlink w:history="1" r:id="rIdxrspbbetj3pouahswtovc">
         <w:r>
           <w:rPr>
             <w:sz w:val="18"/>
@@ -140,7 +140,7 @@
         </w:rPr>
         <w:t xml:space="preserve"> • </w:t>
       </w:r>
-      <w:hyperlink w:history="1" r:id="rIdtm3tbwwzsiylqkfarpbab">
+      <w:hyperlink w:history="1" r:id="rIdks9mg__1l_fdeoubwxv82">
         <w:r>
           <w:rPr>
             <w:sz w:val="18"/>
@@ -156,7 +156,7 @@
         </w:rPr>
         <w:t xml:space="preserve"> • </w:t>
       </w:r>
-      <w:hyperlink w:history="1" r:id="rId172co-tm2tk1lg3hjijff">
+      <w:hyperlink w:history="1" r:id="rIdmtx0sjwkslbhkji-rdha1">
         <w:r>
           <w:rPr>
             <w:sz w:val="18"/>
@@ -299,7 +299,7 @@
         </w:rPr>
         <w:t xml:space="preserve">	</w:t>
       </w:r>
-      <w:hyperlink w:history="1" r:id="rIdalipf995of2b08twih5ue">
+      <w:hyperlink w:history="1" r:id="rIdovkan1xi2etkbxmiglnxq">
         <w:r>
           <w:rPr>
             <w:sz w:val="18"/>
@@ -462,7 +462,7 @@
         </w:rPr>
         <w:t xml:space="preserve">	</w:t>
       </w:r>
-      <w:hyperlink w:history="1" r:id="rIdtmww4mki4fnfn_5s-nfhb">
+      <w:hyperlink w:history="1" r:id="rIdlu4f7yqi2rymdkalt1xxn">
         <w:r>
           <w:rPr>
             <w:sz w:val="18"/>
@@ -606,7 +606,7 @@
         </w:rPr>
         <w:t xml:space="preserve">	</w:t>
       </w:r>
-      <w:hyperlink w:history="1" r:id="rIdgpfv0tboa_mk2h9u9wmhc">
+      <w:hyperlink w:history="1" r:id="rIdf71slzou9d3iu3uw53uk7">
         <w:r>
           <w:rPr>
             <w:sz w:val="18"/>
@@ -750,7 +750,7 @@
         </w:rPr>
         <w:t xml:space="preserve">	</w:t>
       </w:r>
-      <w:hyperlink w:history="1" r:id="rIdjjmdk1kyidtuk5729tzkp">
+      <w:hyperlink w:history="1" r:id="rIdgucabf8s8zkpnlnrhkonh">
         <w:r>
           <w:rPr>
             <w:sz w:val="18"/>
@@ -1200,7 +1200,7 @@
         </w:rPr>
         <w:t xml:space="preserve">	</w:t>
       </w:r>
-      <w:hyperlink w:history="1" r:id="rIdaq2zjhirh7xpfvjdaijs_">
+      <w:hyperlink w:history="1" r:id="rIdtfsj1rfc2egyb8lvdiakr">
         <w:r>
           <w:rPr>
             <w:sz w:val="18"/>
@@ -1266,7 +1266,7 @@
         </w:rPr>
         <w:t xml:space="preserve">	</w:t>
       </w:r>
-      <w:hyperlink w:history="1" r:id="rIdxm3hxndvtwncjnt4irmua">
+      <w:hyperlink w:history="1" r:id="rIdqbpr4_xydwli7qpfyznbe">
         <w:r>
           <w:rPr>
             <w:sz w:val="18"/>
@@ -1351,7 +1351,7 @@
         </w:rPr>
         <w:t xml:space="preserve">	</w:t>
       </w:r>
-      <w:hyperlink w:history="1" r:id="rIdrr8_lvketyx7vwzhxzio-">
+      <w:hyperlink w:history="1" r:id="rIdt68geb_-tctuarw77g9xs">
         <w:r>
           <w:rPr>
             <w:sz w:val="18"/>
@@ -1546,7 +1546,7 @@
         </w:rPr>
         <w:t xml:space="preserve">	</w:t>
       </w:r>
-      <w:hyperlink w:history="1" r:id="rId0zeqkqykwpzf9vkvxxj9u">
+      <w:hyperlink w:history="1" r:id="rIdmtfxpqqbwotss7bshi3e-">
         <w:r>
           <w:rPr>
             <w:sz w:val="18"/>
@@ -1794,7 +1794,7 @@
         </w:rPr>
         <w:t xml:space="preserve">	</w:t>
       </w:r>
-      <w:hyperlink w:history="1" r:id="rIdnghyjpg6k5ntqbrx34rlg">
+      <w:hyperlink w:history="1" r:id="rIdudec1qzlesjuwn0ggc0sh">
         <w:r>
           <w:rPr>
             <w:sz w:val="18"/>
